--- a/Session2.docx
+++ b/Session2.docx
@@ -34,45 +34,99 @@
     </w:p>
     <w:p>
       <w:pPr>
-        <w:pStyle w:val="ListParagraph"/>
-      </w:pPr>
-      <w:r>
-        <w:drawing>
-          <wp:inline distT="0" distB="0" distL="0" distR="0" wp14:anchorId="3E7A2EB8" wp14:editId="005ACA40">
-            <wp:extent cx="5731510" cy="2757170"/>
-            <wp:effectExtent l="0" t="0" r="2540" b="5080"/>
-            <wp:docPr id="1777041976" name="Picture 1"/>
-            <wp:cNvGraphicFramePr>
-              <a:graphicFrameLocks xmlns:a="http://schemas.openxmlformats.org/drawingml/2006/main" noChangeAspect="1"/>
-            </wp:cNvGraphicFramePr>
-            <a:graphic xmlns:a="http://schemas.openxmlformats.org/drawingml/2006/main">
-              <a:graphicData uri="http://schemas.openxmlformats.org/drawingml/2006/picture">
-                <pic:pic xmlns:pic="http://schemas.openxmlformats.org/drawingml/2006/picture">
-                  <pic:nvPicPr>
-                    <pic:cNvPr id="1777041976" name=""/>
-                    <pic:cNvPicPr/>
-                  </pic:nvPicPr>
-                  <pic:blipFill>
-                    <a:blip r:embed="rId5"/>
-                    <a:stretch>
-                      <a:fillRect/>
-                    </a:stretch>
-                  </pic:blipFill>
-                  <pic:spPr>
-                    <a:xfrm>
-                      <a:off x="0" y="0"/>
-                      <a:ext cx="5731510" cy="2757170"/>
-                    </a:xfrm>
-                    <a:prstGeom prst="rect">
-                      <a:avLst/>
-                    </a:prstGeom>
-                  </pic:spPr>
-                </pic:pic>
-              </a:graphicData>
-            </a:graphic>
-          </wp:inline>
-        </w:drawing>
-      </w:r>
+        <w:ind w:left="360"/>
+      </w:pPr>
+      <w:r>
+        <w:t xml:space="preserve">  </w:t>
+      </w:r>
+      <w:r>
+        <w:t>&lt;!DOCTYPE html&gt;</w:t>
+      </w:r>
+    </w:p>
+    <w:p>
+      <w:pPr>
+        <w:ind w:left="360"/>
+      </w:pPr>
+      <w:r>
+        <w:t>&lt;html lang="</w:t>
+      </w:r>
+      <w:proofErr w:type="spellStart"/>
+      <w:r>
+        <w:t>en</w:t>
+      </w:r>
+      <w:proofErr w:type="spellEnd"/>
+      <w:r>
+        <w:t>"&gt;</w:t>
+      </w:r>
+    </w:p>
+    <w:p>
+      <w:pPr>
+        <w:ind w:left="360"/>
+      </w:pPr>
+      <w:r>
+        <w:t>&lt;head&gt;</w:t>
+      </w:r>
+    </w:p>
+    <w:p>
+      <w:pPr>
+        <w:ind w:left="360"/>
+      </w:pPr>
+      <w:r>
+        <w:t xml:space="preserve">  &lt;meta charset="UTF-8"&gt;</w:t>
+      </w:r>
+    </w:p>
+    <w:p>
+      <w:pPr>
+        <w:ind w:left="360"/>
+      </w:pPr>
+      <w:r>
+        <w:t xml:space="preserve">  &lt;title&gt;My Foodie Profile&lt;/title&gt;</w:t>
+      </w:r>
+    </w:p>
+    <w:p>
+      <w:pPr>
+        <w:ind w:left="360"/>
+      </w:pPr>
+      <w:r>
+        <w:t>&lt;/head&gt;</w:t>
+      </w:r>
+    </w:p>
+    <w:p>
+      <w:pPr>
+        <w:ind w:left="360"/>
+      </w:pPr>
+      <w:r>
+        <w:t>&lt;body&gt;</w:t>
+      </w:r>
+    </w:p>
+    <w:p>
+      <w:pPr>
+        <w:ind w:left="360"/>
+      </w:pPr>
+      <w:r>
+        <w:t xml:space="preserve"> </w:t>
+      </w:r>
+    </w:p>
+    <w:p>
+      <w:pPr>
+        <w:ind w:left="360"/>
+      </w:pPr>
+      <w:r>
+        <w:t>&lt;/body&gt;</w:t>
+      </w:r>
+    </w:p>
+    <w:p>
+      <w:pPr>
+        <w:ind w:left="360"/>
+      </w:pPr>
+      <w:r>
+        <w:t>&lt;/html&gt;</w:t>
+      </w:r>
+    </w:p>
+    <w:p>
+      <w:pPr>
+        <w:ind w:left="360"/>
+      </w:pPr>
     </w:p>
     <w:p>
       <w:r>
@@ -110,42 +164,117 @@
       <w:pPr>
         <w:pStyle w:val="ListParagraph"/>
       </w:pPr>
-      <w:r>
-        <w:drawing>
-          <wp:inline distT="0" distB="0" distL="0" distR="0" wp14:anchorId="54C70B59" wp14:editId="04B84FD1">
-            <wp:extent cx="5731510" cy="2795286"/>
-            <wp:effectExtent l="0" t="0" r="2540" b="5080"/>
-            <wp:docPr id="1977215796" name="Picture 1"/>
-            <wp:cNvGraphicFramePr>
-              <a:graphicFrameLocks xmlns:a="http://schemas.openxmlformats.org/drawingml/2006/main" noChangeAspect="1"/>
-            </wp:cNvGraphicFramePr>
-            <a:graphic xmlns:a="http://schemas.openxmlformats.org/drawingml/2006/main">
-              <a:graphicData uri="http://schemas.openxmlformats.org/drawingml/2006/picture">
-                <pic:pic xmlns:pic="http://schemas.openxmlformats.org/drawingml/2006/picture">
-                  <pic:nvPicPr>
-                    <pic:cNvPr id="1977215796" name=""/>
-                    <pic:cNvPicPr/>
-                  </pic:nvPicPr>
-                  <pic:blipFill>
-                    <a:blip r:embed="rId6"/>
-                    <a:stretch>
-                      <a:fillRect/>
-                    </a:stretch>
-                  </pic:blipFill>
-                  <pic:spPr>
-                    <a:xfrm>
-                      <a:off x="0" y="0"/>
-                      <a:ext cx="5757391" cy="2807908"/>
-                    </a:xfrm>
-                    <a:prstGeom prst="rect">
-                      <a:avLst/>
-                    </a:prstGeom>
-                  </pic:spPr>
-                </pic:pic>
-              </a:graphicData>
-            </a:graphic>
-          </wp:inline>
-        </w:drawing>
+    </w:p>
+    <w:p>
+      <w:pPr>
+        <w:pStyle w:val="ListParagraph"/>
+      </w:pPr>
+      <w:r>
+        <w:t>&lt;h1&gt;My Foodie Profile&lt;/h1&gt;</w:t>
+      </w:r>
+    </w:p>
+    <w:p>
+      <w:pPr>
+        <w:pStyle w:val="ListParagraph"/>
+      </w:pPr>
+      <w:r>
+        <w:t>&lt;p&gt;Hi, I'm Hetvi — a self-declared food lover who will try almost</w:t>
+      </w:r>
+    </w:p>
+    <w:p>
+      <w:pPr>
+        <w:pStyle w:val="ListParagraph"/>
+      </w:pPr>
+      <w:r>
+        <w:t xml:space="preserve">   anything once, especially if it's spicy.&lt;/p&gt;</w:t>
+      </w:r>
+    </w:p>
+    <w:p>
+      <w:pPr>
+        <w:pStyle w:val="ListParagraph"/>
+      </w:pPr>
+      <w:r>
+        <w:t xml:space="preserve"> </w:t>
+      </w:r>
+    </w:p>
+    <w:p>
+      <w:pPr>
+        <w:pStyle w:val="ListParagraph"/>
+      </w:pPr>
+      <w:r>
+        <w:t>&lt;h2&gt;</w:t>
+      </w:r>
+      <w:proofErr w:type="spellStart"/>
+      <w:r>
+        <w:t>Favorite</w:t>
+      </w:r>
+      <w:proofErr w:type="spellEnd"/>
+      <w:r>
+        <w:t xml:space="preserve"> Cuisine&lt;/h2&gt;</w:t>
+      </w:r>
+    </w:p>
+    <w:p>
+      <w:pPr>
+        <w:pStyle w:val="ListParagraph"/>
+      </w:pPr>
+      <w:r>
+        <w:t>&lt;p&gt;North Indian food is my go-to, especially rich curries and</w:t>
+      </w:r>
+    </w:p>
+    <w:p>
+      <w:pPr>
+        <w:pStyle w:val="ListParagraph"/>
+      </w:pPr>
+      <w:r>
+        <w:t xml:space="preserve">   fresh-off-the-tawa parathas.&lt;/p&gt;</w:t>
+      </w:r>
+    </w:p>
+    <w:p>
+      <w:pPr>
+        <w:pStyle w:val="ListParagraph"/>
+      </w:pPr>
+      <w:r>
+        <w:t xml:space="preserve"> </w:t>
+      </w:r>
+    </w:p>
+    <w:p>
+      <w:pPr>
+        <w:pStyle w:val="ListParagraph"/>
+      </w:pPr>
+      <w:r>
+        <w:t>&lt;h2&gt;My Best Meal Ever&lt;/h2&gt;</w:t>
+      </w:r>
+    </w:p>
+    <w:p>
+      <w:pPr>
+        <w:pStyle w:val="ListParagraph"/>
+      </w:pPr>
+      <w:r>
+        <w:t>&lt;p&gt;The best meal I've had was a home-style Gujarati thali during</w:t>
+      </w:r>
+    </w:p>
+    <w:p>
+      <w:pPr>
+        <w:pStyle w:val="ListParagraph"/>
+      </w:pPr>
+      <w:r>
+        <w:t xml:space="preserve">   a family trip — the perfect balance of sweet, spicy and tangy</w:t>
+      </w:r>
+    </w:p>
+    <w:p>
+      <w:pPr>
+        <w:pStyle w:val="ListParagraph"/>
+      </w:pPr>
+      <w:r>
+        <w:t xml:space="preserve">   </w:t>
+      </w:r>
+      <w:proofErr w:type="spellStart"/>
+      <w:r>
+        <w:t>flavors</w:t>
+      </w:r>
+      <w:proofErr w:type="spellEnd"/>
+      <w:r>
+        <w:t xml:space="preserve"> served in one giant platter.&lt;/p&gt;</w:t>
       </w:r>
     </w:p>
     <w:p>
@@ -163,25 +292,27 @@
           <w:bCs/>
         </w:rPr>
       </w:pPr>
-    </w:p>
-    <w:p>
       <w:r>
         <w:rPr>
           <w:b/>
           <w:bCs/>
         </w:rPr>
-        <w:lastRenderedPageBreak/>
-        <w:t>3.</w:t>
-      </w:r>
-      <w:r>
-        <w:t xml:space="preserve">Add an unordered list of your top 5 </w:t>
-      </w:r>
-      <w:proofErr w:type="spellStart"/>
-      <w:r>
+        <w:t xml:space="preserve">3.Add an unordered list of your top 5 </w:t>
+      </w:r>
+      <w:proofErr w:type="spellStart"/>
+      <w:r>
+        <w:rPr>
+          <w:b/>
+          <w:bCs/>
+        </w:rPr>
         <w:t>favorite</w:t>
       </w:r>
       <w:proofErr w:type="spellEnd"/>
       <w:r>
+        <w:rPr>
+          <w:b/>
+          <w:bCs/>
+        </w:rPr>
         <w:t xml:space="preserve"> dishes (like you'd see on Zomato), and a numbered list of 3 restaurants you want to try next.</w:t>
       </w:r>
     </w:p>
@@ -194,49 +325,110 @@
         </w:numPr>
       </w:pPr>
       <w:r>
+        <w:lastRenderedPageBreak/>
         <w:t xml:space="preserve">   </w:t>
       </w:r>
     </w:p>
     <w:p>
-      <w:pPr>
-        <w:pStyle w:val="ListParagraph"/>
-      </w:pPr>
-      <w:r>
-        <w:drawing>
-          <wp:inline distT="0" distB="0" distL="0" distR="0" wp14:anchorId="3080A667" wp14:editId="60391430">
-            <wp:extent cx="5731510" cy="2963119"/>
-            <wp:effectExtent l="0" t="0" r="2540" b="8890"/>
-            <wp:docPr id="2017082972" name="Picture 1"/>
-            <wp:cNvGraphicFramePr>
-              <a:graphicFrameLocks xmlns:a="http://schemas.openxmlformats.org/drawingml/2006/main" noChangeAspect="1"/>
-            </wp:cNvGraphicFramePr>
-            <a:graphic xmlns:a="http://schemas.openxmlformats.org/drawingml/2006/main">
-              <a:graphicData uri="http://schemas.openxmlformats.org/drawingml/2006/picture">
-                <pic:pic xmlns:pic="http://schemas.openxmlformats.org/drawingml/2006/picture">
-                  <pic:nvPicPr>
-                    <pic:cNvPr id="2017082972" name=""/>
-                    <pic:cNvPicPr/>
-                  </pic:nvPicPr>
-                  <pic:blipFill>
-                    <a:blip r:embed="rId7"/>
-                    <a:stretch>
-                      <a:fillRect/>
-                    </a:stretch>
-                  </pic:blipFill>
-                  <pic:spPr>
-                    <a:xfrm>
-                      <a:off x="0" y="0"/>
-                      <a:ext cx="5741958" cy="2968520"/>
-                    </a:xfrm>
-                    <a:prstGeom prst="rect">
-                      <a:avLst/>
-                    </a:prstGeom>
-                  </pic:spPr>
-                </pic:pic>
-              </a:graphicData>
-            </a:graphic>
-          </wp:inline>
-        </w:drawing>
+      <w:r>
+        <w:t xml:space="preserve">        </w:t>
+      </w:r>
+      <w:r>
+        <w:t xml:space="preserve">&lt;h2&gt;Top 5 </w:t>
+      </w:r>
+      <w:proofErr w:type="spellStart"/>
+      <w:r>
+        <w:t>Favorite</w:t>
+      </w:r>
+      <w:proofErr w:type="spellEnd"/>
+      <w:r>
+        <w:t xml:space="preserve"> Dishes&lt;/h2&gt;</w:t>
+      </w:r>
+    </w:p>
+    <w:p>
+      <w:r>
+        <w:t>&lt;ul&gt;</w:t>
+      </w:r>
+    </w:p>
+    <w:p>
+      <w:r>
+        <w:t xml:space="preserve">  &lt;li&gt;Paneer Butter Masala&lt;/li&gt;</w:t>
+      </w:r>
+    </w:p>
+    <w:p>
+      <w:r>
+        <w:t xml:space="preserve">  &lt;li&gt;Masala Dosa&lt;/li&gt;</w:t>
+      </w:r>
+    </w:p>
+    <w:p>
+      <w:r>
+        <w:t xml:space="preserve">  &lt;li&gt;Chicken Biryani&lt;/li&gt;</w:t>
+      </w:r>
+    </w:p>
+    <w:p>
+      <w:r>
+        <w:t xml:space="preserve">  &lt;li&gt;Pav Bhaji&lt;/li&gt;</w:t>
+      </w:r>
+    </w:p>
+    <w:p>
+      <w:r>
+        <w:t xml:space="preserve">  &lt;li&gt;Gulab Jamun&lt;/li&gt;</w:t>
+      </w:r>
+    </w:p>
+    <w:p>
+      <w:r>
+        <w:t>&lt;/ul&gt;</w:t>
+      </w:r>
+    </w:p>
+    <w:p>
+      <w:r>
+        <w:t xml:space="preserve"> </w:t>
+      </w:r>
+    </w:p>
+    <w:p>
+      <w:r>
+        <w:t>&lt;h2&gt;Restaurants I Want to Try Next&lt;/h2&gt;</w:t>
+      </w:r>
+    </w:p>
+    <w:p>
+      <w:r>
+        <w:t>&lt;</w:t>
+      </w:r>
+      <w:proofErr w:type="spellStart"/>
+      <w:r>
+        <w:t>ol</w:t>
+      </w:r>
+      <w:proofErr w:type="spellEnd"/>
+      <w:r>
+        <w:t>&gt;</w:t>
+      </w:r>
+    </w:p>
+    <w:p>
+      <w:r>
+        <w:t xml:space="preserve">  &lt;li&gt;Barbeque Nation&lt;/li&gt;</w:t>
+      </w:r>
+    </w:p>
+    <w:p>
+      <w:r>
+        <w:t xml:space="preserve">  &lt;li&gt;Social&lt;/li&gt;</w:t>
+      </w:r>
+    </w:p>
+    <w:p>
+      <w:r>
+        <w:t xml:space="preserve">  &lt;li&gt;Mainland China&lt;/li&gt;</w:t>
+      </w:r>
+    </w:p>
+    <w:p>
+      <w:r>
+        <w:t>&lt;/</w:t>
+      </w:r>
+      <w:proofErr w:type="spellStart"/>
+      <w:r>
+        <w:t>ol</w:t>
+      </w:r>
+      <w:proofErr w:type="spellEnd"/>
+      <w:r>
+        <w:t>&gt;</w:t>
       </w:r>
     </w:p>
     <w:p>
@@ -254,72 +446,107 @@
           <w:bCs/>
         </w:rPr>
       </w:pPr>
-    </w:p>
-    <w:p>
       <w:r>
         <w:rPr>
           <w:b/>
           <w:bCs/>
         </w:rPr>
-        <w:t>4.</w:t>
-      </w:r>
-      <w:r>
-        <w:t xml:space="preserve">Insert an image of your </w:t>
-      </w:r>
-      <w:proofErr w:type="spellStart"/>
-      <w:r>
+        <w:t xml:space="preserve">4.Insert an image of your </w:t>
+      </w:r>
+      <w:proofErr w:type="spellStart"/>
+      <w:r>
+        <w:rPr>
+          <w:b/>
+          <w:bCs/>
+        </w:rPr>
         <w:t>favorite</w:t>
       </w:r>
       <w:proofErr w:type="spellEnd"/>
       <w:r>
+        <w:rPr>
+          <w:b/>
+          <w:bCs/>
+        </w:rPr>
         <w:t xml:space="preserve"> dish using the &lt;</w:t>
       </w:r>
       <w:proofErr w:type="spellStart"/>
       <w:r>
+        <w:rPr>
+          <w:b/>
+          <w:bCs/>
+        </w:rPr>
         <w:t>img</w:t>
       </w:r>
       <w:proofErr w:type="spellEnd"/>
       <w:r>
+        <w:rPr>
+          <w:b/>
+          <w:bCs/>
+        </w:rPr>
         <w:t>&gt; tag, and make the image clickable so it opens the official website of that dish or restaurant in a new tab using an anchor (&lt;a&gt;) tag.&lt;</w:t>
       </w:r>
       <w:proofErr w:type="spellStart"/>
       <w:r>
+        <w:rPr>
+          <w:b/>
+          <w:bCs/>
+        </w:rPr>
         <w:t>br</w:t>
       </w:r>
       <w:proofErr w:type="spellEnd"/>
       <w:r>
+        <w:rPr>
+          <w:b/>
+          <w:bCs/>
+        </w:rPr>
         <w:t>&gt;&lt;</w:t>
       </w:r>
       <w:proofErr w:type="spellStart"/>
       <w:r>
+        <w:rPr>
+          <w:b/>
+          <w:bCs/>
+        </w:rPr>
         <w:t>br</w:t>
       </w:r>
       <w:proofErr w:type="spellEnd"/>
       <w:r>
+        <w:rPr>
+          <w:b/>
+          <w:bCs/>
+        </w:rPr>
         <w:t>&gt;&lt;</w:t>
       </w:r>
       <w:proofErr w:type="spellStart"/>
       <w:r>
+        <w:rPr>
+          <w:b/>
+          <w:bCs/>
+        </w:rPr>
         <w:t>em</w:t>
       </w:r>
       <w:proofErr w:type="spellEnd"/>
       <w:r>
-        <w:t xml:space="preserve">&gt;&lt;strong&gt;Hint:&lt;/strong&gt; Use target="_blank" in your anchor </w:t>
-      </w:r>
-      <w:proofErr w:type="gramStart"/>
-      <w:r>
-        <w:t>tag.&lt;</w:t>
-      </w:r>
-      <w:proofErr w:type="gramEnd"/>
-      <w:r>
-        <w:t>/</w:t>
-      </w:r>
-      <w:proofErr w:type="spellStart"/>
-      <w:r>
+        <w:rPr>
+          <w:b/>
+          <w:bCs/>
+        </w:rPr>
+        <w:t>&gt;&lt;strong&gt;Hint:&lt;/strong&gt; Use target="_blank" in your anchor tag.&lt;/</w:t>
+      </w:r>
+      <w:proofErr w:type="spellStart"/>
+      <w:r>
+        <w:rPr>
+          <w:b/>
+          <w:bCs/>
+        </w:rPr>
         <w:t>em</w:t>
       </w:r>
       <w:proofErr w:type="spellEnd"/>
       <w:r>
+        <w:rPr>
+          <w:b/>
+          <w:bCs/>
+        </w:rPr>
         <w:t>&gt;</w:t>
       </w:r>
     </w:p>
@@ -338,43 +565,91 @@
     <w:p>
       <w:pPr>
         <w:pStyle w:val="ListParagraph"/>
-      </w:pPr>
-      <w:r>
-        <w:drawing>
-          <wp:inline distT="0" distB="0" distL="0" distR="0" wp14:anchorId="1904AC02" wp14:editId="4228AD70">
-            <wp:extent cx="5731510" cy="1713054"/>
-            <wp:effectExtent l="0" t="0" r="2540" b="1905"/>
-            <wp:docPr id="1070425882" name="Picture 1"/>
-            <wp:cNvGraphicFramePr>
-              <a:graphicFrameLocks xmlns:a="http://schemas.openxmlformats.org/drawingml/2006/main" noChangeAspect="1"/>
-            </wp:cNvGraphicFramePr>
-            <a:graphic xmlns:a="http://schemas.openxmlformats.org/drawingml/2006/main">
-              <a:graphicData uri="http://schemas.openxmlformats.org/drawingml/2006/picture">
-                <pic:pic xmlns:pic="http://schemas.openxmlformats.org/drawingml/2006/picture">
-                  <pic:nvPicPr>
-                    <pic:cNvPr id="1070425882" name=""/>
-                    <pic:cNvPicPr/>
-                  </pic:nvPicPr>
-                  <pic:blipFill>
-                    <a:blip r:embed="rId8"/>
-                    <a:stretch>
-                      <a:fillRect/>
-                    </a:stretch>
-                  </pic:blipFill>
-                  <pic:spPr>
-                    <a:xfrm>
-                      <a:off x="0" y="0"/>
-                      <a:ext cx="5751389" cy="1718996"/>
-                    </a:xfrm>
-                    <a:prstGeom prst="rect">
-                      <a:avLst/>
-                    </a:prstGeom>
-                  </pic:spPr>
-                </pic:pic>
-              </a:graphicData>
-            </a:graphic>
-          </wp:inline>
-        </w:drawing>
+        <w:rPr>
+          <w:noProof/>
+        </w:rPr>
+      </w:pPr>
+      <w:r>
+        <w:rPr>
+          <w:noProof/>
+        </w:rPr>
+        <w:t xml:space="preserve">  </w:t>
+      </w:r>
+    </w:p>
+    <w:p>
+      <w:pPr>
+        <w:pStyle w:val="ListParagraph"/>
+      </w:pPr>
+      <w:r>
+        <w:t xml:space="preserve">&lt;h2&gt;My </w:t>
+      </w:r>
+      <w:proofErr w:type="spellStart"/>
+      <w:r>
+        <w:t>Favorite</w:t>
+      </w:r>
+      <w:proofErr w:type="spellEnd"/>
+      <w:r>
+        <w:t xml:space="preserve"> Dish&lt;/h2&gt;</w:t>
+      </w:r>
+    </w:p>
+    <w:p>
+      <w:pPr>
+        <w:pStyle w:val="ListParagraph"/>
+      </w:pPr>
+      <w:r>
+        <w:t xml:space="preserve">&lt;a </w:t>
+      </w:r>
+      <w:proofErr w:type="spellStart"/>
+      <w:r>
+        <w:t>href</w:t>
+      </w:r>
+      <w:proofErr w:type="spellEnd"/>
+      <w:r>
+        <w:t>="https://www.</w:t>
+      </w:r>
+      <w:r>
+        <w:t>Shiv</w:t>
+      </w:r>
+      <w:r>
+        <w:t>restaurant.com" target="_blank"&gt;</w:t>
+      </w:r>
+    </w:p>
+    <w:p>
+      <w:pPr>
+        <w:pStyle w:val="ListParagraph"/>
+      </w:pPr>
+      <w:r>
+        <w:t xml:space="preserve">  &lt;</w:t>
+      </w:r>
+      <w:proofErr w:type="spellStart"/>
+      <w:r>
+        <w:t>img</w:t>
+      </w:r>
+      <w:proofErr w:type="spellEnd"/>
+      <w:r>
+        <w:t xml:space="preserve"> </w:t>
+      </w:r>
+      <w:proofErr w:type="spellStart"/>
+      <w:r>
+        <w:t>src</w:t>
+      </w:r>
+      <w:proofErr w:type="spellEnd"/>
+      <w:r>
+        <w:t>="</w:t>
+      </w:r>
+      <w:r>
+        <w:t>myfood</w:t>
+      </w:r>
+      <w:r>
+        <w:t>.jpg" alt="Paneer Butter Masala" width="300"&gt;</w:t>
+      </w:r>
+    </w:p>
+    <w:p>
+      <w:pPr>
+        <w:pStyle w:val="ListParagraph"/>
+      </w:pPr>
+      <w:r>
+        <w:t>&lt;/a&gt;</w:t>
       </w:r>
     </w:p>
     <w:p>
@@ -392,17 +667,12 @@
           <w:bCs/>
         </w:rPr>
       </w:pPr>
-    </w:p>
-    <w:p>
       <w:r>
         <w:rPr>
           <w:b/>
           <w:bCs/>
         </w:rPr>
-        <w:t>5.</w:t>
-      </w:r>
-      <w:r>
-        <w:t>Create a table that compares 3 food delivery apps (e.g., Zomato, Swiggy, Uber Eats) with columns for App Name, Delivery Charges, and Rating. Fill in sample data for each.</w:t>
+        <w:t>5.Create a table that compares 3 food delivery apps (e.g., Zomato, Swiggy, Uber Eats) with columns for App Name, Delivery Charges, and Rating. Fill in sample data for each.</w:t>
       </w:r>
     </w:p>
     <w:p>
@@ -416,48 +686,283 @@
       <w:r>
         <w:t xml:space="preserve">        </w:t>
       </w:r>
-    </w:p>
-    <w:p>
-      <w:pPr>
-        <w:pStyle w:val="ListParagraph"/>
-      </w:pPr>
-      <w:r>
-        <w:drawing>
-          <wp:inline distT="0" distB="0" distL="0" distR="0" wp14:anchorId="4767EF14" wp14:editId="2B4CFFFE">
-            <wp:extent cx="5731510" cy="3146425"/>
-            <wp:effectExtent l="0" t="0" r="2540" b="0"/>
-            <wp:docPr id="1627383216" name="Picture 1"/>
-            <wp:cNvGraphicFramePr>
-              <a:graphicFrameLocks xmlns:a="http://schemas.openxmlformats.org/drawingml/2006/main" noChangeAspect="1"/>
-            </wp:cNvGraphicFramePr>
-            <a:graphic xmlns:a="http://schemas.openxmlformats.org/drawingml/2006/main">
-              <a:graphicData uri="http://schemas.openxmlformats.org/drawingml/2006/picture">
-                <pic:pic xmlns:pic="http://schemas.openxmlformats.org/drawingml/2006/picture">
-                  <pic:nvPicPr>
-                    <pic:cNvPr id="1627383216" name=""/>
-                    <pic:cNvPicPr/>
-                  </pic:nvPicPr>
-                  <pic:blipFill>
-                    <a:blip r:embed="rId9"/>
-                    <a:stretch>
-                      <a:fillRect/>
-                    </a:stretch>
-                  </pic:blipFill>
-                  <pic:spPr>
-                    <a:xfrm>
-                      <a:off x="0" y="0"/>
-                      <a:ext cx="5731510" cy="3146425"/>
-                    </a:xfrm>
-                    <a:prstGeom prst="rect">
-                      <a:avLst/>
-                    </a:prstGeom>
-                  </pic:spPr>
-                </pic:pic>
-              </a:graphicData>
-            </a:graphic>
-          </wp:inline>
-        </w:drawing>
-      </w:r>
+      <w:r>
+        <w:t xml:space="preserve">  </w:t>
+      </w:r>
+    </w:p>
+    <w:p>
+      <w:pPr>
+        <w:pStyle w:val="ListParagraph"/>
+      </w:pPr>
+    </w:p>
+    <w:p>
+      <w:pPr>
+        <w:pStyle w:val="ListParagraph"/>
+      </w:pPr>
+      <w:r>
+        <w:t>&lt;table border="1"</w:t>
+      </w:r>
+      <w:r>
+        <w:t xml:space="preserve"> cellpadding=”10” </w:t>
+      </w:r>
+      <w:proofErr w:type="spellStart"/>
+      <w:r>
+        <w:t>cellspacing</w:t>
+      </w:r>
+      <w:proofErr w:type="spellEnd"/>
+      <w:r>
+        <w:t>=”0” style=text-align:”</w:t>
+      </w:r>
+      <w:proofErr w:type="spellStart"/>
+      <w:r>
+        <w:t>center</w:t>
+      </w:r>
+      <w:proofErr w:type="spellEnd"/>
+      <w:r>
+        <w:t xml:space="preserve"> “;</w:t>
+      </w:r>
+      <w:r>
+        <w:t>&gt;</w:t>
+      </w:r>
+    </w:p>
+    <w:p>
+      <w:pPr>
+        <w:pStyle w:val="ListParagraph"/>
+      </w:pPr>
+      <w:r>
+        <w:t xml:space="preserve">  &lt;tr&gt;</w:t>
+      </w:r>
+    </w:p>
+    <w:p>
+      <w:pPr>
+        <w:pStyle w:val="ListParagraph"/>
+      </w:pPr>
+      <w:r>
+        <w:t xml:space="preserve">    &lt;</w:t>
+      </w:r>
+      <w:proofErr w:type="spellStart"/>
+      <w:r>
+        <w:t>th</w:t>
+      </w:r>
+      <w:proofErr w:type="spellEnd"/>
+      <w:r>
+        <w:t>&gt;App Name&lt;/</w:t>
+      </w:r>
+      <w:proofErr w:type="spellStart"/>
+      <w:r>
+        <w:t>th</w:t>
+      </w:r>
+      <w:proofErr w:type="spellEnd"/>
+      <w:r>
+        <w:t>&gt;</w:t>
+      </w:r>
+    </w:p>
+    <w:p>
+      <w:pPr>
+        <w:pStyle w:val="ListParagraph"/>
+      </w:pPr>
+      <w:r>
+        <w:t xml:space="preserve">    &lt;</w:t>
+      </w:r>
+      <w:proofErr w:type="spellStart"/>
+      <w:r>
+        <w:t>th</w:t>
+      </w:r>
+      <w:proofErr w:type="spellEnd"/>
+      <w:r>
+        <w:t>&gt;Delivery Charges&lt;/</w:t>
+      </w:r>
+      <w:proofErr w:type="spellStart"/>
+      <w:r>
+        <w:t>th</w:t>
+      </w:r>
+      <w:proofErr w:type="spellEnd"/>
+      <w:r>
+        <w:t>&gt;</w:t>
+      </w:r>
+    </w:p>
+    <w:p>
+      <w:pPr>
+        <w:pStyle w:val="ListParagraph"/>
+      </w:pPr>
+      <w:r>
+        <w:t xml:space="preserve">    &lt;</w:t>
+      </w:r>
+      <w:proofErr w:type="spellStart"/>
+      <w:r>
+        <w:t>th</w:t>
+      </w:r>
+      <w:proofErr w:type="spellEnd"/>
+      <w:r>
+        <w:t>&gt;Rating&lt;/</w:t>
+      </w:r>
+      <w:proofErr w:type="spellStart"/>
+      <w:r>
+        <w:t>th</w:t>
+      </w:r>
+      <w:proofErr w:type="spellEnd"/>
+      <w:r>
+        <w:t>&gt;</w:t>
+      </w:r>
+    </w:p>
+    <w:p>
+      <w:pPr>
+        <w:pStyle w:val="ListParagraph"/>
+      </w:pPr>
+      <w:r>
+        <w:t xml:space="preserve">  &lt;/tr&gt;</w:t>
+      </w:r>
+    </w:p>
+    <w:p>
+      <w:pPr>
+        <w:pStyle w:val="ListParagraph"/>
+      </w:pPr>
+      <w:r>
+        <w:t xml:space="preserve">  &lt;tr&gt;</w:t>
+      </w:r>
+    </w:p>
+    <w:p>
+      <w:pPr>
+        <w:pStyle w:val="ListParagraph"/>
+      </w:pPr>
+      <w:r>
+        <w:t xml:space="preserve">    &lt;td&gt;Zomato&lt;/td&gt;</w:t>
+      </w:r>
+    </w:p>
+    <w:p>
+      <w:pPr>
+        <w:pStyle w:val="ListParagraph"/>
+      </w:pPr>
+      <w:r>
+        <w:t xml:space="preserve">    &lt;td&gt;₹25 - ₹40&lt;/td&gt;</w:t>
+      </w:r>
+    </w:p>
+    <w:p>
+      <w:pPr>
+        <w:pStyle w:val="ListParagraph"/>
+      </w:pPr>
+      <w:r>
+        <w:t xml:space="preserve">    &lt;td&gt;4.2&lt;/td&gt;</w:t>
+      </w:r>
+    </w:p>
+    <w:p>
+      <w:pPr>
+        <w:pStyle w:val="ListParagraph"/>
+      </w:pPr>
+      <w:r>
+        <w:t xml:space="preserve">  &lt;/tr&gt;</w:t>
+      </w:r>
+    </w:p>
+    <w:p>
+      <w:pPr>
+        <w:pStyle w:val="ListParagraph"/>
+      </w:pPr>
+      <w:r>
+        <w:t xml:space="preserve">  &lt;tr&gt;</w:t>
+      </w:r>
+    </w:p>
+    <w:p>
+      <w:pPr>
+        <w:pStyle w:val="ListParagraph"/>
+      </w:pPr>
+      <w:r>
+        <w:t xml:space="preserve">    &lt;td&gt;Swiggy&lt;/td&gt;</w:t>
+      </w:r>
+    </w:p>
+    <w:p>
+      <w:pPr>
+        <w:pStyle w:val="ListParagraph"/>
+      </w:pPr>
+      <w:r>
+        <w:t xml:space="preserve">    &lt;td&gt;₹20 - ₹35&lt;/td&gt;</w:t>
+      </w:r>
+    </w:p>
+    <w:p>
+      <w:pPr>
+        <w:pStyle w:val="ListParagraph"/>
+      </w:pPr>
+      <w:r>
+        <w:t xml:space="preserve">    &lt;td&gt;4.3&lt;/td&gt;</w:t>
+      </w:r>
+    </w:p>
+    <w:p>
+      <w:pPr>
+        <w:pStyle w:val="ListParagraph"/>
+      </w:pPr>
+      <w:r>
+        <w:t xml:space="preserve">  &lt;/tr&gt;</w:t>
+      </w:r>
+    </w:p>
+    <w:p>
+      <w:pPr>
+        <w:pStyle w:val="ListParagraph"/>
+      </w:pPr>
+      <w:r>
+        <w:t xml:space="preserve">  &lt;tr&gt;</w:t>
+      </w:r>
+    </w:p>
+    <w:p>
+      <w:pPr>
+        <w:pStyle w:val="ListParagraph"/>
+      </w:pPr>
+      <w:r>
+        <w:t xml:space="preserve">    &lt;td&gt;Uber Eats&lt;/td&gt;</w:t>
+      </w:r>
+    </w:p>
+    <w:p>
+      <w:pPr>
+        <w:pStyle w:val="ListParagraph"/>
+      </w:pPr>
+      <w:r>
+        <w:t xml:space="preserve">    &lt;td&gt;₹30 - ₹50&lt;/td&gt;</w:t>
+      </w:r>
+    </w:p>
+    <w:p>
+      <w:pPr>
+        <w:pStyle w:val="ListParagraph"/>
+      </w:pPr>
+      <w:r>
+        <w:t xml:space="preserve">    &lt;td&gt;4.0&lt;/td&gt;</w:t>
+      </w:r>
+    </w:p>
+    <w:p>
+      <w:pPr>
+        <w:pStyle w:val="ListParagraph"/>
+      </w:pPr>
+      <w:r>
+        <w:t xml:space="preserve">  &lt;/tr&gt;</w:t>
+      </w:r>
+    </w:p>
+    <w:p>
+      <w:pPr>
+        <w:pStyle w:val="ListParagraph"/>
+      </w:pPr>
+      <w:r>
+        <w:t>&lt;/table&gt;</w:t>
+      </w:r>
+    </w:p>
+    <w:p>
+      <w:pPr>
+        <w:pStyle w:val="ListParagraph"/>
+      </w:pPr>
+    </w:p>
+    <w:p>
+      <w:pPr>
+        <w:pStyle w:val="ListParagraph"/>
+      </w:pPr>
+      <w:r>
+        <w:t xml:space="preserve">  </w:t>
+      </w:r>
+    </w:p>
+    <w:p>
+      <w:pPr>
+        <w:pStyle w:val="ListParagraph"/>
+      </w:pPr>
+    </w:p>
+    <w:p>
+      <w:pPr>
+        <w:pStyle w:val="ListParagraph"/>
+      </w:pPr>
     </w:p>
     <w:p/>
     <w:sectPr>
